--- a/circuits/CircuitsForBenchmarking.docx
+++ b/circuits/CircuitsForBenchmarking.docx
@@ -14331,31 +14331,7 @@
         <w:rPr>
           <w:lang w:val="en-US"/>
         </w:rPr>
-        <w:t>Circuit 5</w:t>
-      </w:r>
-      <w:r>
-        <w:rPr>
-          <w:lang w:val="en-US"/>
-        </w:rPr>
-        <w:t>1</w:t>
-      </w:r>
-      <w:r>
-        <w:rPr>
-          <w:lang w:val="en-US"/>
-        </w:rPr>
-        <w:t xml:space="preserve">0- Random: </w:t>
-      </w:r>
-      <w:r>
-        <w:rPr>
-          <w:lang w:val="en-US"/>
-        </w:rPr>
-        <w:t>10</w:t>
-      </w:r>
-      <w:r>
-        <w:rPr>
-          <w:lang w:val="en-US"/>
-        </w:rPr>
-        <w:t xml:space="preserve"> qubits, </w:t>
+        <w:t xml:space="preserve">Circuit 510- Random: 10 qubits, </w:t>
       </w:r>
       <w:proofErr w:type="spellStart"/>
       <w:r>
@@ -14369,39 +14345,27 @@
         <w:rPr>
           <w:lang w:val="en-US"/>
         </w:rPr>
-        <w:t xml:space="preserve"> = </w:t>
-      </w:r>
-      <w:r>
-        <w:rPr>
-          <w:lang w:val="en-US"/>
-        </w:rPr>
-        <w:t>7</w:t>
-      </w:r>
-    </w:p>
-    <w:p>
-      <w:pPr>
-        <w:rPr>
-          <w:lang w:val="en-US"/>
-        </w:rPr>
-      </w:pPr>
-    </w:p>
-    <w:p>
-      <w:pPr>
-        <w:rPr>
-          <w:lang w:val="en-US"/>
-        </w:rPr>
-      </w:pPr>
-      <w:r>
-        <w:rPr>
-          <w:lang w:val="en-US"/>
-        </w:rPr>
-        <w:t>13</w:t>
-      </w:r>
-      <w:r>
-        <w:rPr>
-          <w:lang w:val="en-US"/>
-        </w:rPr>
-        <w:t xml:space="preserve"> layers</w:t>
+        <w:t xml:space="preserve"> = 7</w:t>
+      </w:r>
+    </w:p>
+    <w:p>
+      <w:pPr>
+        <w:rPr>
+          <w:lang w:val="en-US"/>
+        </w:rPr>
+      </w:pPr>
+    </w:p>
+    <w:p>
+      <w:pPr>
+        <w:rPr>
+          <w:lang w:val="en-US"/>
+        </w:rPr>
+      </w:pPr>
+      <w:r>
+        <w:rPr>
+          <w:lang w:val="en-US"/>
+        </w:rPr>
+        <w:t>13 layers</w:t>
       </w:r>
     </w:p>
     <w:p>
@@ -14478,14 +14442,7 @@
                     <w:rFonts w:ascii="Cambria Math" w:hAnsi="Cambria Math"/>
                     <w:lang w:val="en-US"/>
                   </w:rPr>
-                  <m:t>10</m:t>
-                </m:r>
-                <m:r>
-                  <w:rPr>
-                    <w:rFonts w:ascii="Cambria Math" w:hAnsi="Cambria Math"/>
-                    <w:lang w:val="en-US"/>
-                  </w:rPr>
-                  <m:t>*</m:t>
+                  <m:t>10*</m:t>
                 </m:r>
                 <m:d>
                   <m:dPr>
@@ -14507,14 +14464,7 @@
                         <w:rFonts w:ascii="Cambria Math" w:hAnsi="Cambria Math"/>
                         <w:lang w:val="en-US"/>
                       </w:rPr>
-                      <m:t>13</m:t>
-                    </m:r>
-                    <m:r>
-                      <w:rPr>
-                        <w:rFonts w:ascii="Cambria Math" w:hAnsi="Cambria Math"/>
-                        <w:lang w:val="en-US"/>
-                      </w:rPr>
-                      <m:t>-1</m:t>
+                      <m:t>13-1</m:t>
                     </m:r>
                   </m:e>
                 </m:d>
@@ -14617,7 +14567,7 @@
           <w:sz w:val="21"/>
           <w:szCs w:val="21"/>
         </w:rPr>
-        <w:t xml:space="preserve"> -</w:t>
+        <w:t xml:space="preserve"> </w:t>
       </w:r>
       <w:r>
         <w:rPr>
@@ -14711,25 +14661,7 @@
                 <w:szCs w:val="20"/>
                 <w:lang w:val="en-US"/>
               </w:rPr>
-              <w:t>circuit_5</w:t>
-            </w:r>
-            <w:r>
-              <w:rPr>
-                <w:rFonts w:ascii="Consolas" w:hAnsi="Consolas" w:cs="Consolas"/>
-                <w:sz w:val="20"/>
-                <w:szCs w:val="20"/>
-                <w:lang w:val="en-US"/>
-              </w:rPr>
-              <w:t>1</w:t>
-            </w:r>
-            <w:r>
-              <w:rPr>
-                <w:rFonts w:ascii="Consolas" w:hAnsi="Consolas" w:cs="Consolas"/>
-                <w:sz w:val="20"/>
-                <w:szCs w:val="20"/>
-                <w:lang w:val="en-US"/>
-              </w:rPr>
-              <w:t>0.data</w:t>
+              <w:t>circuit_510.data</w:t>
             </w:r>
           </w:p>
         </w:tc>
@@ -14781,25 +14713,7 @@
                 <w:szCs w:val="20"/>
                 <w:lang w:val="en-US"/>
               </w:rPr>
-              <w:t>circuit_5</w:t>
-            </w:r>
-            <w:r>
-              <w:rPr>
-                <w:rFonts w:ascii="Consolas" w:hAnsi="Consolas" w:cs="Consolas"/>
-                <w:sz w:val="20"/>
-                <w:szCs w:val="20"/>
-                <w:lang w:val="en-US"/>
-              </w:rPr>
-              <w:t>1</w:t>
-            </w:r>
-            <w:r>
-              <w:rPr>
-                <w:rFonts w:ascii="Consolas" w:hAnsi="Consolas" w:cs="Consolas"/>
-                <w:sz w:val="20"/>
-                <w:szCs w:val="20"/>
-                <w:lang w:val="en-US"/>
-              </w:rPr>
-              <w:t>0.jpg</w:t>
+              <w:t>circuit_510.jpg</w:t>
             </w:r>
           </w:p>
         </w:tc>
@@ -14851,25 +14765,7 @@
                 <w:szCs w:val="20"/>
                 <w:lang w:val="en-US"/>
               </w:rPr>
-              <w:t>circuit_5</w:t>
-            </w:r>
-            <w:r>
-              <w:rPr>
-                <w:rFonts w:ascii="Consolas" w:hAnsi="Consolas" w:cs="Consolas"/>
-                <w:sz w:val="20"/>
-                <w:szCs w:val="20"/>
-                <w:lang w:val="en-US"/>
-              </w:rPr>
-              <w:t>1</w:t>
-            </w:r>
-            <w:r>
-              <w:rPr>
-                <w:rFonts w:ascii="Consolas" w:hAnsi="Consolas" w:cs="Consolas"/>
-                <w:sz w:val="20"/>
-                <w:szCs w:val="20"/>
-                <w:lang w:val="en-US"/>
-              </w:rPr>
-              <w:t>0.csv</w:t>
+              <w:t>circuit_510.csv</w:t>
             </w:r>
           </w:p>
         </w:tc>
@@ -14908,31 +14804,7 @@
         <w:rPr>
           <w:lang w:val="en-US"/>
         </w:rPr>
-        <w:t>Circuit 51</w:t>
-      </w:r>
-      <w:r>
-        <w:rPr>
-          <w:lang w:val="en-US"/>
-        </w:rPr>
-        <w:t>2</w:t>
-      </w:r>
-      <w:r>
-        <w:rPr>
-          <w:lang w:val="en-US"/>
-        </w:rPr>
-        <w:t>- Random: 1</w:t>
-      </w:r>
-      <w:r>
-        <w:rPr>
-          <w:lang w:val="en-US"/>
-        </w:rPr>
-        <w:t>2</w:t>
-      </w:r>
-      <w:r>
-        <w:rPr>
-          <w:lang w:val="en-US"/>
-        </w:rPr>
-        <w:t xml:space="preserve"> qubits, </w:t>
+        <w:t xml:space="preserve">Circuit 512- Random: 12 qubits, </w:t>
       </w:r>
       <w:proofErr w:type="spellStart"/>
       <w:r>
@@ -14946,45 +14818,27 @@
         <w:rPr>
           <w:lang w:val="en-US"/>
         </w:rPr>
-        <w:t xml:space="preserve"> = </w:t>
-      </w:r>
-      <w:r>
-        <w:rPr>
-          <w:lang w:val="en-US"/>
-        </w:rPr>
-        <w:t>8</w:t>
-      </w:r>
-    </w:p>
-    <w:p>
-      <w:pPr>
-        <w:rPr>
-          <w:lang w:val="en-US"/>
-        </w:rPr>
-      </w:pPr>
-    </w:p>
-    <w:p>
-      <w:pPr>
-        <w:rPr>
-          <w:lang w:val="en-US"/>
-        </w:rPr>
-      </w:pPr>
-      <w:r>
-        <w:rPr>
-          <w:lang w:val="en-US"/>
-        </w:rPr>
-        <w:t>1</w:t>
-      </w:r>
-      <w:r>
-        <w:rPr>
-          <w:lang w:val="en-US"/>
-        </w:rPr>
-        <w:t>5</w:t>
-      </w:r>
-      <w:r>
-        <w:rPr>
-          <w:lang w:val="en-US"/>
-        </w:rPr>
-        <w:t xml:space="preserve"> layers</w:t>
+        <w:t xml:space="preserve"> = 8</w:t>
+      </w:r>
+    </w:p>
+    <w:p>
+      <w:pPr>
+        <w:rPr>
+          <w:lang w:val="en-US"/>
+        </w:rPr>
+      </w:pPr>
+    </w:p>
+    <w:p>
+      <w:pPr>
+        <w:rPr>
+          <w:lang w:val="en-US"/>
+        </w:rPr>
+      </w:pPr>
+      <w:r>
+        <w:rPr>
+          <w:lang w:val="en-US"/>
+        </w:rPr>
+        <w:t>15 layers</w:t>
       </w:r>
     </w:p>
     <w:p>
@@ -15061,21 +14915,7 @@
                     <w:rFonts w:ascii="Cambria Math" w:hAnsi="Cambria Math"/>
                     <w:lang w:val="en-US"/>
                   </w:rPr>
-                  <m:t>1</m:t>
-                </m:r>
-                <m:r>
-                  <w:rPr>
-                    <w:rFonts w:ascii="Cambria Math" w:hAnsi="Cambria Math"/>
-                    <w:lang w:val="en-US"/>
-                  </w:rPr>
-                  <m:t>2</m:t>
-                </m:r>
-                <m:r>
-                  <w:rPr>
-                    <w:rFonts w:ascii="Cambria Math" w:hAnsi="Cambria Math"/>
-                    <w:lang w:val="en-US"/>
-                  </w:rPr>
-                  <m:t>*</m:t>
+                  <m:t>12*</m:t>
                 </m:r>
                 <m:d>
                   <m:dPr>
@@ -15097,21 +14937,7 @@
                         <w:rFonts w:ascii="Cambria Math" w:hAnsi="Cambria Math"/>
                         <w:lang w:val="en-US"/>
                       </w:rPr>
-                      <m:t>1</m:t>
-                    </m:r>
-                    <m:r>
-                      <w:rPr>
-                        <w:rFonts w:ascii="Cambria Math" w:hAnsi="Cambria Math"/>
-                        <w:lang w:val="en-US"/>
-                      </w:rPr>
-                      <m:t>5</m:t>
-                    </m:r>
-                    <m:r>
-                      <w:rPr>
-                        <w:rFonts w:ascii="Cambria Math" w:hAnsi="Cambria Math"/>
-                        <w:lang w:val="en-US"/>
-                      </w:rPr>
-                      <m:t>-1</m:t>
+                      <m:t>15-1</m:t>
                     </m:r>
                   </m:e>
                 </m:d>
@@ -15155,14 +14981,7 @@
                 <w:rFonts w:ascii="Cambria Math" w:hAnsi="Cambria Math"/>
                 <w:lang w:val="en-US"/>
               </w:rPr>
-              <m:t>1</m:t>
-            </m:r>
-            <m:r>
-              <w:rPr>
-                <w:rFonts w:ascii="Cambria Math" w:hAnsi="Cambria Math"/>
-                <w:lang w:val="en-US"/>
-              </w:rPr>
-              <m:t>68</m:t>
+              <m:t>168</m:t>
             </m:r>
           </m:sup>
         </m:sSup>
@@ -15203,14 +15022,7 @@
                 <w:rFonts w:ascii="Cambria Math" w:hAnsi="Cambria Math"/>
                 <w:lang w:val="en-US"/>
               </w:rPr>
-              <m:t>16</m:t>
-            </m:r>
-            <m:r>
-              <w:rPr>
-                <w:rFonts w:ascii="Cambria Math" w:hAnsi="Cambria Math"/>
-                <w:lang w:val="en-US"/>
-              </w:rPr>
-              <m:t>|U|0</m:t>
+              <m:t>16|U|0</m:t>
             </m:r>
           </m:e>
         </m:d>
@@ -15308,25 +15120,7 @@
                 <w:szCs w:val="20"/>
                 <w:lang w:val="en-US"/>
               </w:rPr>
-              <w:t>circuit_51</w:t>
-            </w:r>
-            <w:r>
-              <w:rPr>
-                <w:rFonts w:ascii="Consolas" w:hAnsi="Consolas" w:cs="Consolas"/>
-                <w:sz w:val="20"/>
-                <w:szCs w:val="20"/>
-                <w:lang w:val="en-US"/>
-              </w:rPr>
-              <w:t>2</w:t>
-            </w:r>
-            <w:r>
-              <w:rPr>
-                <w:rFonts w:ascii="Consolas" w:hAnsi="Consolas" w:cs="Consolas"/>
-                <w:sz w:val="20"/>
-                <w:szCs w:val="20"/>
-                <w:lang w:val="en-US"/>
-              </w:rPr>
-              <w:t>.data</w:t>
+              <w:t>circuit_512.data</w:t>
             </w:r>
           </w:p>
         </w:tc>
@@ -15378,25 +15172,7 @@
                 <w:szCs w:val="20"/>
                 <w:lang w:val="en-US"/>
               </w:rPr>
-              <w:t>circuit_51</w:t>
-            </w:r>
-            <w:r>
-              <w:rPr>
-                <w:rFonts w:ascii="Consolas" w:hAnsi="Consolas" w:cs="Consolas"/>
-                <w:sz w:val="20"/>
-                <w:szCs w:val="20"/>
-                <w:lang w:val="en-US"/>
-              </w:rPr>
-              <w:t>2</w:t>
-            </w:r>
-            <w:r>
-              <w:rPr>
-                <w:rFonts w:ascii="Consolas" w:hAnsi="Consolas" w:cs="Consolas"/>
-                <w:sz w:val="20"/>
-                <w:szCs w:val="20"/>
-                <w:lang w:val="en-US"/>
-              </w:rPr>
-              <w:t>.jpg</w:t>
+              <w:t>circuit_512.jpg</w:t>
             </w:r>
           </w:p>
         </w:tc>
@@ -15448,25 +15224,7 @@
                 <w:szCs w:val="20"/>
                 <w:lang w:val="en-US"/>
               </w:rPr>
-              <w:t>circuit_51</w:t>
-            </w:r>
-            <w:r>
-              <w:rPr>
-                <w:rFonts w:ascii="Consolas" w:hAnsi="Consolas" w:cs="Consolas"/>
-                <w:sz w:val="20"/>
-                <w:szCs w:val="20"/>
-                <w:lang w:val="en-US"/>
-              </w:rPr>
-              <w:t>2</w:t>
-            </w:r>
-            <w:r>
-              <w:rPr>
-                <w:rFonts w:ascii="Consolas" w:hAnsi="Consolas" w:cs="Consolas"/>
-                <w:sz w:val="20"/>
-                <w:szCs w:val="20"/>
-                <w:lang w:val="en-US"/>
-              </w:rPr>
-              <w:t>.csv</w:t>
+              <w:t>circuit_512.csv</w:t>
             </w:r>
           </w:p>
         </w:tc>
@@ -17050,6 +16808,7 @@
   <w:style w:type="character" w:default="1" w:styleId="Tipodeletrapredefinidodopargrafo">
     <w:name w:val="Default Paragraph Font"/>
     <w:uiPriority w:val="1"/>
+    <w:semiHidden/>
     <w:unhideWhenUsed/>
   </w:style>
   <w:style w:type="table" w:default="1" w:styleId="Tabelanormal">
